--- a/러시아 인권변호사/1부/1부_10화_고문의_증거.docx
+++ b/러시아 인권변호사/1부/1부_10화_고문의_증거.docx
@@ -216,7 +216,7 @@
           <w:i w:val="0"/>
           <w:sz w:val="22"/>
         </w:rPr>
-        <w:t>Думаете, с Быковым будут делать то же самое, что с Уваровым?</w:t>
+        <w:t>И добился?</w:t>
       </w:r>
     </w:p>
     <w:p>
@@ -239,7 +239,7 @@
           <w:i w:val="0"/>
           <w:sz w:val="22"/>
         </w:rPr>
-        <w:t>Не хочу пугать тебя раньше времени. Но будь готов ко всему. И, Алексей… тебе нужен ещё один юрист. Одному не выдержать это всё.</w:t>
+        <w:t>Добился. Не сразу — через три недели жалоб, звонков и одного очень громкого скандала в приёмной прокурора. Витя тогда был ненамного старше тебя.</w:t>
       </w:r>
     </w:p>
     <w:p>
@@ -262,7 +262,7 @@
           <w:i w:val="0"/>
           <w:sz w:val="22"/>
         </w:rPr>
-        <w:t>У меня почти нет знакомых, кому можно доверять на таком уровне.</w:t>
+        <w:t>Три недели. У Виктора Петровича давление, у него нет трёх недель.</w:t>
       </w:r>
     </w:p>
     <w:p>
@@ -285,7 +285,7 @@
           <w:i w:val="0"/>
           <w:sz w:val="22"/>
         </w:rPr>
-        <w:t>А как насчёт Гришина? Ты же с ним с детства дружишь.</w:t>
+        <w:t>Знаю. Поэтому ты сделаешь то же самое, только быстрее. У тебя есть то, чего не было у него: образец. Вот он, в этой папке.</w:t>
       </w:r>
     </w:p>
     <w:p>
@@ -308,7 +308,7 @@
           <w:i w:val="0"/>
           <w:sz w:val="22"/>
         </w:rPr>
-        <w:t>Пашка? Он последние годы занимается корпоративным правом. Не уверен, что он захочет впутываться.</w:t>
+        <w:t>Думаете, с Быковым будут делать то же самое, что с Уваровым?</w:t>
       </w:r>
     </w:p>
     <w:p>
@@ -331,7 +331,145 @@
           <w:i w:val="0"/>
           <w:sz w:val="22"/>
         </w:rPr>
+        <w:t>Не хочу пугать тебя раньше времени. Но будь готов ко всему. И, Алексей… тебе нужен ещё один юрист. Одному не выдержать это всё.</w:t>
+      </w:r>
+    </w:p>
+    <w:p>
+      <w:pPr>
+        <w:spacing w:before="0" w:after="110" w:line="300" w:lineRule="auto"/>
+      </w:pPr>
+      <w:r>
+        <w:rPr>
+          <w:rFonts w:ascii="Times New Roman" w:hAnsi="Times New Roman" w:eastAsia="Malgun Gothic"/>
+          <w:b/>
+          <w:i w:val="0"/>
+          <w:sz w:val="22"/>
+        </w:rPr>
+        <w:t xml:space="preserve">Лёша: </w:t>
+      </w:r>
+      <w:r>
+        <w:rPr>
+          <w:rFonts w:ascii="Times New Roman" w:hAnsi="Times New Roman" w:eastAsia="Malgun Gothic"/>
+          <w:b w:val="0"/>
+          <w:i w:val="0"/>
+          <w:sz w:val="22"/>
+        </w:rPr>
+        <w:t>У меня почти нет знакомых, кому можно доверять на таком уровне.</w:t>
+      </w:r>
+    </w:p>
+    <w:p>
+      <w:pPr>
+        <w:spacing w:before="0" w:after="110" w:line="300" w:lineRule="auto"/>
+      </w:pPr>
+      <w:r>
+        <w:rPr>
+          <w:rFonts w:ascii="Times New Roman" w:hAnsi="Times New Roman" w:eastAsia="Malgun Gothic"/>
+          <w:b/>
+          <w:i w:val="0"/>
+          <w:sz w:val="22"/>
+        </w:rPr>
+        <w:t xml:space="preserve">Зоя: </w:t>
+      </w:r>
+      <w:r>
+        <w:rPr>
+          <w:rFonts w:ascii="Times New Roman" w:hAnsi="Times New Roman" w:eastAsia="Malgun Gothic"/>
+          <w:b w:val="0"/>
+          <w:i w:val="0"/>
+          <w:sz w:val="22"/>
+        </w:rPr>
+        <w:t>А как насчёт Гришина? Ты же с ним с детства дружишь.</w:t>
+      </w:r>
+    </w:p>
+    <w:p>
+      <w:pPr>
+        <w:spacing w:before="0" w:after="110" w:line="300" w:lineRule="auto"/>
+      </w:pPr>
+      <w:r>
+        <w:rPr>
+          <w:rFonts w:ascii="Times New Roman" w:hAnsi="Times New Roman" w:eastAsia="Malgun Gothic"/>
+          <w:b/>
+          <w:i w:val="0"/>
+          <w:sz w:val="22"/>
+        </w:rPr>
+        <w:t xml:space="preserve">Лёша: </w:t>
+      </w:r>
+      <w:r>
+        <w:rPr>
+          <w:rFonts w:ascii="Times New Roman" w:hAnsi="Times New Roman" w:eastAsia="Malgun Gothic"/>
+          <w:b w:val="0"/>
+          <w:i w:val="0"/>
+          <w:sz w:val="22"/>
+        </w:rPr>
+        <w:t>Пашка? Он последние годы занимается корпоративным правом. Не уверен, что он захочет впутываться.</w:t>
+      </w:r>
+    </w:p>
+    <w:p>
+      <w:pPr>
+        <w:spacing w:before="0" w:after="110" w:line="300" w:lineRule="auto"/>
+      </w:pPr>
+      <w:r>
+        <w:rPr>
+          <w:rFonts w:ascii="Times New Roman" w:hAnsi="Times New Roman" w:eastAsia="Malgun Gothic"/>
+          <w:b/>
+          <w:i w:val="0"/>
+          <w:sz w:val="22"/>
+        </w:rPr>
+        <w:t xml:space="preserve">Зоя: </w:t>
+      </w:r>
+      <w:r>
+        <w:rPr>
+          <w:rFonts w:ascii="Times New Roman" w:hAnsi="Times New Roman" w:eastAsia="Malgun Gothic"/>
+          <w:b w:val="0"/>
+          <w:i w:val="0"/>
+          <w:sz w:val="22"/>
+        </w:rPr>
         <w:t>Спроси. Друзья детства иногда удивляют.</w:t>
+      </w:r>
+    </w:p>
+    <w:p>
+      <w:pPr>
+        <w:spacing w:before="0" w:after="110" w:line="300" w:lineRule="auto"/>
+      </w:pPr>
+      <w:r>
+        <w:rPr>
+          <w:rFonts w:ascii="Times New Roman" w:hAnsi="Times New Roman" w:eastAsia="Malgun Gothic"/>
+          <w:b/>
+          <w:i w:val="0"/>
+          <w:sz w:val="22"/>
+        </w:rPr>
+        <w:t xml:space="preserve">Лёша: </w:t>
+      </w:r>
+      <w:r>
+        <w:rPr>
+          <w:rFonts w:ascii="Times New Roman" w:hAnsi="Times New Roman" w:eastAsia="Malgun Gothic"/>
+          <w:b w:val="0"/>
+          <w:i w:val="0"/>
+          <w:sz w:val="22"/>
+        </w:rPr>
+        <w:t>А если он откажет?</w:t>
+      </w:r>
+    </w:p>
+    <w:p>
+      <w:pPr>
+        <w:spacing w:before="0" w:after="110" w:line="300" w:lineRule="auto"/>
+      </w:pPr>
+      <w:r>
+        <w:rPr>
+          <w:rFonts w:ascii="Times New Roman" w:hAnsi="Times New Roman" w:eastAsia="Malgun Gothic"/>
+          <w:b/>
+          <w:i w:val="0"/>
+          <w:sz w:val="22"/>
+        </w:rPr>
+        <w:t xml:space="preserve">Зоя: </w:t>
+      </w:r>
+      <w:r>
+        <w:rPr>
+          <w:rFonts w:ascii="Times New Roman" w:hAnsi="Times New Roman" w:eastAsia="Malgun Gothic"/>
+          <w:b w:val="0"/>
+          <w:i w:val="0"/>
+          <w:sz w:val="22"/>
+        </w:rPr>
+        <w:t>Тогда ты узнаешь о нём что-то важное. Это тоже результат, Алексей.</w:t>
       </w:r>
     </w:p>
     <w:p>
@@ -394,7 +532,7 @@
           <w:color w:val="555555"/>
           <w:sz w:val="22"/>
         </w:rPr>
-        <w:t>(входит)</w:t>
+        <w:t>(входит; между ними толстое стекло и телефонная трубка — ни стола, ни чашек)</w:t>
       </w:r>
       <w:r>
         <w:rPr>
@@ -673,7 +811,7 @@
           <w:i w:val="0"/>
           <w:sz w:val="22"/>
         </w:rPr>
-        <w:t>Что вам принести? Что передать?</w:t>
+        <w:t>Осторожность сейчас работает на них, Виктор Петрович.</w:t>
       </w:r>
     </w:p>
     <w:p>
@@ -696,7 +834,243 @@
           <w:i w:val="0"/>
           <w:sz w:val="22"/>
         </w:rPr>
+        <w:t>Иногда. А вот адвокат, которого самого посадили, работает на них всегда. Не спорь со мной через стекло, Алексей. Мне и так трудно говорить.</w:t>
+      </w:r>
+    </w:p>
+    <w:p>
+      <w:pPr>
+        <w:spacing w:before="0" w:after="110" w:line="300" w:lineRule="auto"/>
+      </w:pPr>
+      <w:r>
+        <w:rPr>
+          <w:rFonts w:ascii="Times New Roman" w:hAnsi="Times New Roman" w:eastAsia="Malgun Gothic"/>
+          <w:b/>
+          <w:i w:val="0"/>
+          <w:sz w:val="22"/>
+        </w:rPr>
+        <w:t xml:space="preserve">Лёша: </w:t>
+      </w:r>
+      <w:r>
+        <w:rPr>
+          <w:rFonts w:ascii="Times New Roman" w:hAnsi="Times New Roman" w:eastAsia="Malgun Gothic"/>
+          <w:b w:val="0"/>
+          <w:i w:val="0"/>
+          <w:sz w:val="22"/>
+        </w:rPr>
+        <w:t>Что вам принести? Что передать?</w:t>
+      </w:r>
+    </w:p>
+    <w:p>
+      <w:pPr>
+        <w:spacing w:before="0" w:after="110" w:line="300" w:lineRule="auto"/>
+      </w:pPr>
+      <w:r>
+        <w:rPr>
+          <w:rFonts w:ascii="Times New Roman" w:hAnsi="Times New Roman" w:eastAsia="Malgun Gothic"/>
+          <w:b/>
+          <w:i w:val="0"/>
+          <w:sz w:val="22"/>
+        </w:rPr>
+        <w:t xml:space="preserve">Быков: </w:t>
+      </w:r>
+      <w:r>
+        <w:rPr>
+          <w:rFonts w:ascii="Times New Roman" w:hAnsi="Times New Roman" w:eastAsia="Malgun Gothic"/>
+          <w:b w:val="0"/>
+          <w:i w:val="0"/>
+          <w:sz w:val="22"/>
+        </w:rPr>
         <w:t>Книги не положены, а жаль. Тетрадь, если разрешат. И тёплые носки — пол здесь каменный.</w:t>
+      </w:r>
+    </w:p>
+    <w:p>
+      <w:pPr>
+        <w:spacing w:before="0" w:after="110" w:line="300" w:lineRule="auto"/>
+      </w:pPr>
+      <w:r>
+        <w:rPr>
+          <w:rFonts w:ascii="Times New Roman" w:hAnsi="Times New Roman" w:eastAsia="Malgun Gothic"/>
+          <w:b/>
+          <w:i w:val="0"/>
+          <w:sz w:val="22"/>
+        </w:rPr>
+        <w:t xml:space="preserve">Лёша: </w:t>
+      </w:r>
+      <w:r>
+        <w:rPr>
+          <w:rFonts w:ascii="Times New Roman" w:hAnsi="Times New Roman" w:eastAsia="Malgun Gothic"/>
+          <w:b w:val="0"/>
+          <w:i w:val="0"/>
+          <w:sz w:val="22"/>
+        </w:rPr>
+        <w:t>Принесу. И тетрадь, и носки. Что-нибудь ещё?</w:t>
+      </w:r>
+    </w:p>
+    <w:p>
+      <w:pPr>
+        <w:spacing w:before="0" w:after="110" w:line="300" w:lineRule="auto"/>
+      </w:pPr>
+      <w:r>
+        <w:rPr>
+          <w:rFonts w:ascii="Times New Roman" w:hAnsi="Times New Roman" w:eastAsia="Malgun Gothic"/>
+          <w:b/>
+          <w:i w:val="0"/>
+          <w:sz w:val="22"/>
+        </w:rPr>
+        <w:t xml:space="preserve">Быков: </w:t>
+      </w:r>
+      <w:r>
+        <w:rPr>
+          <w:rFonts w:ascii="Times New Roman" w:hAnsi="Times New Roman" w:eastAsia="Malgun Gothic"/>
+          <w:b w:val="0"/>
+          <w:i w:val="0"/>
+          <w:sz w:val="22"/>
+        </w:rPr>
+        <w:t>Передай Зое, чтобы не приходила сюда. Ей не надо на это смотреть.</w:t>
+      </w:r>
+    </w:p>
+    <w:p>
+      <w:pPr>
+        <w:spacing w:before="0" w:after="110" w:line="300" w:lineRule="auto"/>
+      </w:pPr>
+      <w:r>
+        <w:rPr>
+          <w:rFonts w:ascii="Times New Roman" w:hAnsi="Times New Roman" w:eastAsia="Malgun Gothic"/>
+          <w:b/>
+          <w:i w:val="0"/>
+          <w:sz w:val="22"/>
+        </w:rPr>
+        <w:t xml:space="preserve">Лёша: </w:t>
+      </w:r>
+      <w:r>
+        <w:rPr>
+          <w:rFonts w:ascii="Times New Roman" w:hAnsi="Times New Roman" w:eastAsia="Malgun Gothic"/>
+          <w:b w:val="0"/>
+          <w:i w:val="0"/>
+          <w:sz w:val="22"/>
+        </w:rPr>
+        <w:t>Она не послушает.</w:t>
+      </w:r>
+    </w:p>
+    <w:p>
+      <w:pPr>
+        <w:spacing w:before="0" w:after="110" w:line="300" w:lineRule="auto"/>
+      </w:pPr>
+      <w:r>
+        <w:rPr>
+          <w:rFonts w:ascii="Times New Roman" w:hAnsi="Times New Roman" w:eastAsia="Malgun Gothic"/>
+          <w:b/>
+          <w:i w:val="0"/>
+          <w:sz w:val="22"/>
+        </w:rPr>
+        <w:t xml:space="preserve">Быков: </w:t>
+      </w:r>
+      <w:r>
+        <w:rPr>
+          <w:rFonts w:ascii="Times New Roman" w:hAnsi="Times New Roman" w:eastAsia="Malgun Gothic"/>
+          <w:b w:val="0"/>
+          <w:i w:val="0"/>
+          <w:sz w:val="22"/>
+        </w:rPr>
+        <w:t>Знаю. Всё равно передай — пусть хотя бы знает, что я просил.</w:t>
+      </w:r>
+    </w:p>
+    <w:p>
+      <w:pPr>
+        <w:spacing w:before="0" w:after="110" w:line="300" w:lineRule="auto"/>
+      </w:pPr>
+      <w:r>
+        <w:rPr>
+          <w:rFonts w:ascii="Times New Roman" w:hAnsi="Times New Roman" w:eastAsia="Malgun Gothic"/>
+          <w:b/>
+          <w:i w:val="0"/>
+          <w:sz w:val="22"/>
+        </w:rPr>
+        <w:t xml:space="preserve">Дежурный: </w:t>
+      </w:r>
+      <w:r>
+        <w:rPr>
+          <w:rFonts w:ascii="Times New Roman" w:hAnsi="Times New Roman" w:eastAsia="Malgun Gothic"/>
+          <w:b w:val="0"/>
+          <w:i w:val="0"/>
+          <w:sz w:val="22"/>
+        </w:rPr>
+        <w:t>Пять минут.</w:t>
+      </w:r>
+    </w:p>
+    <w:p>
+      <w:pPr>
+        <w:spacing w:before="0" w:after="110" w:line="300" w:lineRule="auto"/>
+      </w:pPr>
+      <w:r>
+        <w:rPr>
+          <w:rFonts w:ascii="Times New Roman" w:hAnsi="Times New Roman" w:eastAsia="Malgun Gothic"/>
+          <w:b/>
+          <w:i w:val="0"/>
+          <w:sz w:val="22"/>
+        </w:rPr>
+        <w:t xml:space="preserve">Лёша: </w:t>
+      </w:r>
+      <w:r>
+        <w:rPr>
+          <w:rFonts w:ascii="Times New Roman" w:hAnsi="Times New Roman" w:eastAsia="Malgun Gothic"/>
+          <w:b w:val="0"/>
+          <w:i/>
+          <w:color w:val="555555"/>
+          <w:sz w:val="22"/>
+        </w:rPr>
+        <w:t>(быстро, тихо)</w:t>
+      </w:r>
+      <w:r>
+        <w:rPr>
+          <w:rFonts w:ascii="Times New Roman" w:hAnsi="Times New Roman" w:eastAsia="Malgun Gothic"/>
+          <w:b w:val="0"/>
+          <w:i w:val="0"/>
+          <w:sz w:val="22"/>
+        </w:rPr>
+        <w:t xml:space="preserve"> Виктор Петрович, вы что-нибудь подписывали?</w:t>
+      </w:r>
+    </w:p>
+    <w:p>
+      <w:pPr>
+        <w:spacing w:before="0" w:after="110" w:line="300" w:lineRule="auto"/>
+      </w:pPr>
+      <w:r>
+        <w:rPr>
+          <w:rFonts w:ascii="Times New Roman" w:hAnsi="Times New Roman" w:eastAsia="Malgun Gothic"/>
+          <w:b/>
+          <w:i w:val="0"/>
+          <w:sz w:val="22"/>
+        </w:rPr>
+        <w:t xml:space="preserve">Быков: </w:t>
+      </w:r>
+      <w:r>
+        <w:rPr>
+          <w:rFonts w:ascii="Times New Roman" w:hAnsi="Times New Roman" w:eastAsia="Malgun Gothic"/>
+          <w:b w:val="0"/>
+          <w:i w:val="0"/>
+          <w:sz w:val="22"/>
+        </w:rPr>
+        <w:t xml:space="preserve">Ничего. Ни одной бумаги. </w:t>
+      </w:r>
+      <w:r>
+        <w:rPr>
+          <w:rFonts w:ascii="Times New Roman" w:hAnsi="Times New Roman" w:eastAsia="Malgun Gothic"/>
+          <w:b w:val="0"/>
+          <w:i/>
+          <w:color w:val="555555"/>
+          <w:sz w:val="22"/>
+        </w:rPr>
+        <w:t>(пауза)</w:t>
+      </w:r>
+      <w:r>
+        <w:rPr>
+          <w:rFonts w:ascii="Times New Roman" w:hAnsi="Times New Roman" w:eastAsia="Malgun Gothic"/>
+          <w:b w:val="0"/>
+          <w:i w:val="0"/>
+          <w:sz w:val="22"/>
+        </w:rPr>
+        <w:t xml:space="preserve"> Этому я научился ещё тогда.</w:t>
       </w:r>
     </w:p>
     <w:p>
@@ -1036,6 +1410,196 @@
     </w:p>
     <w:p>
       <w:pPr>
+        <w:spacing w:before="0" w:after="110" w:line="300" w:lineRule="auto"/>
+      </w:pPr>
+      <w:r>
+        <w:rPr>
+          <w:rFonts w:ascii="Times New Roman" w:hAnsi="Times New Roman" w:eastAsia="Malgun Gothic"/>
+          <w:b/>
+          <w:i w:val="0"/>
+          <w:sz w:val="22"/>
+        </w:rPr>
+        <w:t xml:space="preserve">Павел: </w:t>
+      </w:r>
+      <w:r>
+        <w:rPr>
+          <w:rFonts w:ascii="Times New Roman" w:hAnsi="Times New Roman" w:eastAsia="Malgun Gothic"/>
+          <w:b w:val="0"/>
+          <w:i w:val="0"/>
+          <w:sz w:val="22"/>
+        </w:rPr>
+        <w:t>Не благодари раньше времени. Я пока ничего не сделал.</w:t>
+      </w:r>
+    </w:p>
+    <w:p>
+      <w:pPr>
+        <w:spacing w:before="0" w:after="110" w:line="300" w:lineRule="auto"/>
+      </w:pPr>
+      <w:r>
+        <w:rPr>
+          <w:rFonts w:ascii="Times New Roman" w:hAnsi="Times New Roman" w:eastAsia="Malgun Gothic"/>
+          <w:b/>
+          <w:i w:val="0"/>
+          <w:sz w:val="22"/>
+        </w:rPr>
+        <w:t xml:space="preserve">Лёша: </w:t>
+      </w:r>
+      <w:r>
+        <w:rPr>
+          <w:rFonts w:ascii="Times New Roman" w:hAnsi="Times New Roman" w:eastAsia="Malgun Gothic"/>
+          <w:b w:val="0"/>
+          <w:i w:val="0"/>
+          <w:sz w:val="22"/>
+        </w:rPr>
+        <w:t>Ты согласился. Сегодня это уже много.</w:t>
+      </w:r>
+    </w:p>
+    <w:p>
+      <w:pPr>
+        <w:spacing w:before="0" w:after="110" w:line="300" w:lineRule="auto"/>
+      </w:pPr>
+      <w:r>
+        <w:rPr>
+          <w:rFonts w:ascii="Times New Roman" w:hAnsi="Times New Roman" w:eastAsia="Malgun Gothic"/>
+          <w:b/>
+          <w:i w:val="0"/>
+          <w:sz w:val="22"/>
+        </w:rPr>
+        <w:t xml:space="preserve">Павел: </w:t>
+      </w:r>
+      <w:r>
+        <w:rPr>
+          <w:rFonts w:ascii="Times New Roman" w:hAnsi="Times New Roman" w:eastAsia="Malgun Gothic"/>
+          <w:b w:val="0"/>
+          <w:i/>
+          <w:color w:val="555555"/>
+          <w:sz w:val="22"/>
+        </w:rPr>
+        <w:t>(вздыхает)</w:t>
+      </w:r>
+      <w:r>
+        <w:rPr>
+          <w:rFonts w:ascii="Times New Roman" w:hAnsi="Times New Roman" w:eastAsia="Malgun Gothic"/>
+          <w:b w:val="0"/>
+          <w:i w:val="0"/>
+          <w:sz w:val="22"/>
+        </w:rPr>
+        <w:t xml:space="preserve"> Маша меня убьёт. Она и так говорит, что я на работе живу, а дома только ночую.</w:t>
+      </w:r>
+    </w:p>
+    <w:p>
+      <w:pPr>
+        <w:spacing w:before="0" w:after="110" w:line="300" w:lineRule="auto"/>
+      </w:pPr>
+      <w:r>
+        <w:rPr>
+          <w:rFonts w:ascii="Times New Roman" w:hAnsi="Times New Roman" w:eastAsia="Malgun Gothic"/>
+          <w:b/>
+          <w:i w:val="0"/>
+          <w:sz w:val="22"/>
+        </w:rPr>
+        <w:t xml:space="preserve">Лёша: </w:t>
+      </w:r>
+      <w:r>
+        <w:rPr>
+          <w:rFonts w:ascii="Times New Roman" w:hAnsi="Times New Roman" w:eastAsia="Malgun Gothic"/>
+          <w:b w:val="0"/>
+          <w:i w:val="0"/>
+          <w:sz w:val="22"/>
+        </w:rPr>
+        <w:t>Скажи Маше, что это я виноват.</w:t>
+      </w:r>
+    </w:p>
+    <w:p>
+      <w:pPr>
+        <w:spacing w:before="0" w:after="110" w:line="300" w:lineRule="auto"/>
+      </w:pPr>
+      <w:r>
+        <w:rPr>
+          <w:rFonts w:ascii="Times New Roman" w:hAnsi="Times New Roman" w:eastAsia="Malgun Gothic"/>
+          <w:b/>
+          <w:i w:val="0"/>
+          <w:sz w:val="22"/>
+        </w:rPr>
+        <w:t xml:space="preserve">Павел: </w:t>
+      </w:r>
+      <w:r>
+        <w:rPr>
+          <w:rFonts w:ascii="Times New Roman" w:hAnsi="Times New Roman" w:eastAsia="Malgun Gothic"/>
+          <w:b w:val="0"/>
+          <w:i w:val="0"/>
+          <w:sz w:val="22"/>
+        </w:rPr>
+        <w:t xml:space="preserve">Она и так знает. Она всегда говорила, что ты меня во что-нибудь втянешь, ещё со школы. </w:t>
+      </w:r>
+      <w:r>
+        <w:rPr>
+          <w:rFonts w:ascii="Times New Roman" w:hAnsi="Times New Roman" w:eastAsia="Malgun Gothic"/>
+          <w:b w:val="0"/>
+          <w:i/>
+          <w:color w:val="555555"/>
+          <w:sz w:val="22"/>
+        </w:rPr>
+        <w:t>(пауза)</w:t>
+      </w:r>
+      <w:r>
+        <w:rPr>
+          <w:rFonts w:ascii="Times New Roman" w:hAnsi="Times New Roman" w:eastAsia="Malgun Gothic"/>
+          <w:b w:val="0"/>
+          <w:i w:val="0"/>
+          <w:sz w:val="22"/>
+        </w:rPr>
+        <w:t xml:space="preserve"> Помнишь, как ты подбил меня писать петицию директору про столовую?</w:t>
+      </w:r>
+    </w:p>
+    <w:p>
+      <w:pPr>
+        <w:spacing w:before="0" w:after="110" w:line="300" w:lineRule="auto"/>
+      </w:pPr>
+      <w:r>
+        <w:rPr>
+          <w:rFonts w:ascii="Times New Roman" w:hAnsi="Times New Roman" w:eastAsia="Malgun Gothic"/>
+          <w:b/>
+          <w:i w:val="0"/>
+          <w:sz w:val="22"/>
+        </w:rPr>
+        <w:t xml:space="preserve">Лёша: </w:t>
+      </w:r>
+      <w:r>
+        <w:rPr>
+          <w:rFonts w:ascii="Times New Roman" w:hAnsi="Times New Roman" w:eastAsia="Malgun Gothic"/>
+          <w:b w:val="0"/>
+          <w:i w:val="0"/>
+          <w:sz w:val="22"/>
+        </w:rPr>
+        <w:t>И мы выиграли. Котлеты стали лучше.</w:t>
+      </w:r>
+    </w:p>
+    <w:p>
+      <w:pPr>
+        <w:spacing w:before="0" w:after="110" w:line="300" w:lineRule="auto"/>
+      </w:pPr>
+      <w:r>
+        <w:rPr>
+          <w:rFonts w:ascii="Times New Roman" w:hAnsi="Times New Roman" w:eastAsia="Malgun Gothic"/>
+          <w:b/>
+          <w:i w:val="0"/>
+          <w:sz w:val="22"/>
+        </w:rPr>
+        <w:t xml:space="preserve">Павел: </w:t>
+      </w:r>
+      <w:r>
+        <w:rPr>
+          <w:rFonts w:ascii="Times New Roman" w:hAnsi="Times New Roman" w:eastAsia="Malgun Gothic"/>
+          <w:b w:val="0"/>
+          <w:i w:val="0"/>
+          <w:sz w:val="22"/>
+        </w:rPr>
+        <w:t>На две недели! А потом нам обоим снизили оценку по поведению. Вот тебе и вся история борьбы за справедливость.</w:t>
+      </w:r>
+    </w:p>
+    <w:p>
+      <w:pPr>
         <w:keepNext/>
         <w:spacing w:before="320" w:after="140"/>
       </w:pPr>
@@ -1340,12 +1904,99 @@
       <w:r>
         <w:rPr>
           <w:rFonts w:ascii="Times New Roman" w:hAnsi="Times New Roman" w:eastAsia="Malgun Gothic"/>
+          <w:b/>
+          <w:i w:val="0"/>
+          <w:sz w:val="22"/>
+        </w:rPr>
+        <w:t xml:space="preserve">Лёша: </w:t>
+      </w:r>
+      <w:r>
+        <w:rPr>
+          <w:rFonts w:ascii="Times New Roman" w:hAnsi="Times New Roman" w:eastAsia="Malgun Gothic"/>
+          <w:b w:val="0"/>
+          <w:i w:val="0"/>
+          <w:sz w:val="22"/>
+        </w:rPr>
+        <w:t>И ещё. Мы просим внести в карту запись о гематоме и отёке кисти. С датой и временем.</w:t>
+      </w:r>
+    </w:p>
+    <w:p>
+      <w:pPr>
+        <w:spacing w:before="0" w:after="110" w:line="300" w:lineRule="auto"/>
+      </w:pPr>
+      <w:r>
+        <w:rPr>
+          <w:rFonts w:ascii="Times New Roman" w:hAnsi="Times New Roman" w:eastAsia="Malgun Gothic"/>
+          <w:b/>
+          <w:i w:val="0"/>
+          <w:sz w:val="22"/>
+        </w:rPr>
+        <w:t xml:space="preserve">Княжева: </w:t>
+      </w:r>
+      <w:r>
+        <w:rPr>
+          <w:rFonts w:ascii="Times New Roman" w:hAnsi="Times New Roman" w:eastAsia="Malgun Gothic"/>
+          <w:b w:val="0"/>
+          <w:i w:val="0"/>
+          <w:sz w:val="22"/>
+        </w:rPr>
+        <w:t>Для этого нужен осмотр. А осмотр назначает начальник медчасти.</w:t>
+      </w:r>
+    </w:p>
+    <w:p>
+      <w:pPr>
+        <w:spacing w:before="0" w:after="110" w:line="300" w:lineRule="auto"/>
+      </w:pPr>
+      <w:r>
+        <w:rPr>
+          <w:rFonts w:ascii="Times New Roman" w:hAnsi="Times New Roman" w:eastAsia="Malgun Gothic"/>
+          <w:b/>
+          <w:i w:val="0"/>
+          <w:sz w:val="22"/>
+        </w:rPr>
+        <w:t xml:space="preserve">Павел: </w:t>
+      </w:r>
+      <w:r>
+        <w:rPr>
+          <w:rFonts w:ascii="Times New Roman" w:hAnsi="Times New Roman" w:eastAsia="Malgun Gothic"/>
+          <w:b w:val="0"/>
+          <w:i w:val="0"/>
+          <w:sz w:val="22"/>
+        </w:rPr>
+        <w:t>Тогда передайте начальнику медчасти наше ходатайство. Вот оно, уже готово.</w:t>
+      </w:r>
+    </w:p>
+    <w:p>
+      <w:pPr>
+        <w:spacing w:before="0" w:after="110" w:line="300" w:lineRule="auto"/>
+      </w:pPr>
+      <w:r>
+        <w:rPr>
+          <w:rFonts w:ascii="Times New Roman" w:hAnsi="Times New Roman" w:eastAsia="Malgun Gothic"/>
+          <w:b/>
+          <w:i w:val="0"/>
+          <w:sz w:val="22"/>
+        </w:rPr>
+        <w:t xml:space="preserve">Княжева: </w:t>
+      </w:r>
+      <w:r>
+        <w:rPr>
+          <w:rFonts w:ascii="Times New Roman" w:hAnsi="Times New Roman" w:eastAsia="Malgun Gothic"/>
           <w:b w:val="0"/>
           <w:i/>
           <w:color w:val="555555"/>
           <w:sz w:val="22"/>
         </w:rPr>
-        <w:t>(в коридоре)</w:t>
+        <w:t>(берёт, не глядя)</w:t>
+      </w:r>
+      <w:r>
+        <w:rPr>
+          <w:rFonts w:ascii="Times New Roman" w:hAnsi="Times New Roman" w:eastAsia="Malgun Gothic"/>
+          <w:b w:val="0"/>
+          <w:i w:val="0"/>
+          <w:sz w:val="22"/>
+        </w:rPr>
+        <w:t xml:space="preserve"> Передам. Больше ничего обещать не могу.</w:t>
       </w:r>
     </w:p>
     <w:p>
@@ -1359,7 +2010,7 @@
           <w:i w:val="0"/>
           <w:sz w:val="22"/>
         </w:rPr>
-        <w:t xml:space="preserve">Павел: </w:t>
+        <w:t xml:space="preserve">Лёша: </w:t>
       </w:r>
       <w:r>
         <w:rPr>
@@ -1368,7 +2019,7 @@
           <w:i w:val="0"/>
           <w:sz w:val="22"/>
         </w:rPr>
-        <w:t>Видел её лицо? Она не злодейка, Лёш. Она просто боится.</w:t>
+        <w:t>Пока нам хватит и этого.</w:t>
       </w:r>
     </w:p>
     <w:p>
@@ -1378,11 +2029,26 @@
       <w:r>
         <w:rPr>
           <w:rFonts w:ascii="Times New Roman" w:hAnsi="Times New Roman" w:eastAsia="Malgun Gothic"/>
+          <w:b w:val="0"/>
+          <w:i/>
+          <w:color w:val="555555"/>
+          <w:sz w:val="22"/>
+        </w:rPr>
+        <w:t>(в коридоре)</w:t>
+      </w:r>
+    </w:p>
+    <w:p>
+      <w:pPr>
+        <w:spacing w:before="0" w:after="110" w:line="300" w:lineRule="auto"/>
+      </w:pPr>
+      <w:r>
+        <w:rPr>
+          <w:rFonts w:ascii="Times New Roman" w:hAnsi="Times New Roman" w:eastAsia="Malgun Gothic"/>
           <w:b/>
           <w:i w:val="0"/>
           <w:sz w:val="22"/>
         </w:rPr>
-        <w:t xml:space="preserve">Лёша: </w:t>
+        <w:t xml:space="preserve">Павел: </w:t>
       </w:r>
       <w:r>
         <w:rPr>
@@ -1391,7 +2057,7 @@
           <w:i w:val="0"/>
           <w:sz w:val="22"/>
         </w:rPr>
-        <w:t>Солженицын писал: «Линия, разделяющая добро и зло, пересекает сердце каждого человека». Сегодня эта линия прошла через медсанчасть СИЗО.</w:t>
+        <w:t>Видел её лицо? Она не злодейка, Лёш. Она просто боится.</w:t>
       </w:r>
     </w:p>
     <w:p>
@@ -1405,7 +2071,7 @@
           <w:i w:val="0"/>
           <w:sz w:val="22"/>
         </w:rPr>
-        <w:t xml:space="preserve">Павел: </w:t>
+        <w:t xml:space="preserve">Лёша: </w:t>
       </w:r>
       <w:r>
         <w:rPr>
@@ -1414,7 +2080,132 @@
           <w:i w:val="0"/>
           <w:sz w:val="22"/>
         </w:rPr>
+        <w:t>У Солженицына есть: «линия, разделяющая добро и зло, проходит не между государствами, не между классами, не между партиями, — она проходит через каждое человеческое сердце». Сегодня эта линия прошла через медсанчасть СИЗО.</w:t>
+      </w:r>
+    </w:p>
+    <w:p>
+      <w:pPr>
+        <w:spacing w:before="0" w:after="110" w:line="300" w:lineRule="auto"/>
+      </w:pPr>
+      <w:r>
+        <w:rPr>
+          <w:rFonts w:ascii="Times New Roman" w:hAnsi="Times New Roman" w:eastAsia="Malgun Gothic"/>
+          <w:b/>
+          <w:i w:val="0"/>
+          <w:sz w:val="22"/>
+        </w:rPr>
+        <w:t xml:space="preserve">Павел: </w:t>
+      </w:r>
+      <w:r>
+        <w:rPr>
+          <w:rFonts w:ascii="Times New Roman" w:hAnsi="Times New Roman" w:eastAsia="Malgun Gothic"/>
+          <w:b w:val="0"/>
+          <w:i w:val="0"/>
+          <w:sz w:val="22"/>
+        </w:rPr>
         <w:t>Красиво. Только Солженицына к делу не приобщишь. А вот копию диагноза — очень даже.</w:t>
+      </w:r>
+    </w:p>
+    <w:p>
+      <w:pPr>
+        <w:spacing w:before="0" w:after="110" w:line="300" w:lineRule="auto"/>
+      </w:pPr>
+      <w:r>
+        <w:rPr>
+          <w:rFonts w:ascii="Times New Roman" w:hAnsi="Times New Roman" w:eastAsia="Malgun Gothic"/>
+          <w:b/>
+          <w:i w:val="0"/>
+          <w:sz w:val="22"/>
+        </w:rPr>
+        <w:t xml:space="preserve">Лёша: </w:t>
+      </w:r>
+      <w:r>
+        <w:rPr>
+          <w:rFonts w:ascii="Times New Roman" w:hAnsi="Times New Roman" w:eastAsia="Malgun Gothic"/>
+          <w:b w:val="0"/>
+          <w:i w:val="0"/>
+          <w:sz w:val="22"/>
+        </w:rPr>
+        <w:t>Приобщим и то, и другое, Паша. Просто по-разному.</w:t>
+      </w:r>
+    </w:p>
+    <w:p>
+      <w:pPr>
+        <w:spacing w:before="0" w:after="110" w:line="300" w:lineRule="auto"/>
+      </w:pPr>
+      <w:r>
+        <w:rPr>
+          <w:rFonts w:ascii="Times New Roman" w:hAnsi="Times New Roman" w:eastAsia="Malgun Gothic"/>
+          <w:b/>
+          <w:i w:val="0"/>
+          <w:sz w:val="22"/>
+        </w:rPr>
+        <w:t xml:space="preserve">Павел: </w:t>
+      </w:r>
+      <w:r>
+        <w:rPr>
+          <w:rFonts w:ascii="Times New Roman" w:hAnsi="Times New Roman" w:eastAsia="Malgun Gothic"/>
+          <w:b w:val="0"/>
+          <w:i/>
+          <w:color w:val="555555"/>
+          <w:sz w:val="22"/>
+        </w:rPr>
+        <w:t>(хмыкает)</w:t>
+      </w:r>
+      <w:r>
+        <w:rPr>
+          <w:rFonts w:ascii="Times New Roman" w:hAnsi="Times New Roman" w:eastAsia="Malgun Gothic"/>
+          <w:b w:val="0"/>
+          <w:i w:val="0"/>
+          <w:sz w:val="22"/>
+        </w:rPr>
+        <w:t xml:space="preserve"> Ты не изменился. В десятом классе ты тоже цитировал классиков на контрольной по физике.</w:t>
+      </w:r>
+    </w:p>
+    <w:p>
+      <w:pPr>
+        <w:spacing w:before="0" w:after="110" w:line="300" w:lineRule="auto"/>
+      </w:pPr>
+      <w:r>
+        <w:rPr>
+          <w:rFonts w:ascii="Times New Roman" w:hAnsi="Times New Roman" w:eastAsia="Malgun Gothic"/>
+          <w:b/>
+          <w:i w:val="0"/>
+          <w:sz w:val="22"/>
+        </w:rPr>
+        <w:t xml:space="preserve">Лёша: </w:t>
+      </w:r>
+      <w:r>
+        <w:rPr>
+          <w:rFonts w:ascii="Times New Roman" w:hAnsi="Times New Roman" w:eastAsia="Malgun Gothic"/>
+          <w:b w:val="0"/>
+          <w:i w:val="0"/>
+          <w:sz w:val="22"/>
+        </w:rPr>
+        <w:t>И получил тройку.</w:t>
+      </w:r>
+    </w:p>
+    <w:p>
+      <w:pPr>
+        <w:spacing w:before="0" w:after="110" w:line="300" w:lineRule="auto"/>
+      </w:pPr>
+      <w:r>
+        <w:rPr>
+          <w:rFonts w:ascii="Times New Roman" w:hAnsi="Times New Roman" w:eastAsia="Malgun Gothic"/>
+          <w:b/>
+          <w:i w:val="0"/>
+          <w:sz w:val="22"/>
+        </w:rPr>
+        <w:t xml:space="preserve">Павел: </w:t>
+      </w:r>
+      <w:r>
+        <w:rPr>
+          <w:rFonts w:ascii="Times New Roman" w:hAnsi="Times New Roman" w:eastAsia="Malgun Gothic"/>
+          <w:b w:val="0"/>
+          <w:i w:val="0"/>
+          <w:sz w:val="22"/>
+        </w:rPr>
+        <w:t>Заслуженную. Пойдём, мне ещё в офис — делать вид, что я весь день сидел над договором поставки.</w:t>
       </w:r>
     </w:p>
     <w:p>
@@ -1522,6 +2313,52 @@
           <w:i w:val="0"/>
           <w:sz w:val="22"/>
         </w:rPr>
+        <w:t>Реагировать — это как? Отписка через месяц?</w:t>
+      </w:r>
+    </w:p>
+    <w:p>
+      <w:pPr>
+        <w:spacing w:before="0" w:after="110" w:line="300" w:lineRule="auto"/>
+      </w:pPr>
+      <w:r>
+        <w:rPr>
+          <w:rFonts w:ascii="Times New Roman" w:hAnsi="Times New Roman" w:eastAsia="Malgun Gothic"/>
+          <w:b/>
+          <w:i w:val="0"/>
+          <w:sz w:val="22"/>
+        </w:rPr>
+        <w:t xml:space="preserve">Павел: </w:t>
+      </w:r>
+      <w:r>
+        <w:rPr>
+          <w:rFonts w:ascii="Times New Roman" w:hAnsi="Times New Roman" w:eastAsia="Malgun Gothic"/>
+          <w:b w:val="0"/>
+          <w:i w:val="0"/>
+          <w:sz w:val="22"/>
+        </w:rPr>
+        <w:t>Если написать правильно — не через месяц. Ссылаться на конкретные нормы, приложить диагноз, фото и твоё заявление о лекарствах от первого дня. Тогда у прокурора появляется риск. А риск чиновники не любят сильнее, чем правозащитников.</w:t>
+      </w:r>
+    </w:p>
+    <w:p>
+      <w:pPr>
+        <w:spacing w:before="0" w:after="110" w:line="300" w:lineRule="auto"/>
+      </w:pPr>
+      <w:r>
+        <w:rPr>
+          <w:rFonts w:ascii="Times New Roman" w:hAnsi="Times New Roman" w:eastAsia="Malgun Gothic"/>
+          <w:b/>
+          <w:i w:val="0"/>
+          <w:sz w:val="22"/>
+        </w:rPr>
+        <w:t xml:space="preserve">Лёша: </w:t>
+      </w:r>
+      <w:r>
+        <w:rPr>
+          <w:rFonts w:ascii="Times New Roman" w:hAnsi="Times New Roman" w:eastAsia="Malgun Gothic"/>
+          <w:b w:val="0"/>
+          <w:i w:val="0"/>
+          <w:sz w:val="22"/>
+        </w:rPr>
         <w:t>Ты в этом разбираешься лучше меня.</w:t>
       </w:r>
     </w:p>
@@ -1713,6 +2550,108 @@
           <w:sz w:val="22"/>
         </w:rPr>
         <w:t xml:space="preserve"> Не знаю, Лёша. Просто… будь осторожен. Не все готовы платить такую цену, как ты.</w:t>
+      </w:r>
+    </w:p>
+    <w:p>
+      <w:pPr>
+        <w:spacing w:before="0" w:after="110" w:line="300" w:lineRule="auto"/>
+      </w:pPr>
+      <w:r>
+        <w:rPr>
+          <w:rFonts w:ascii="Times New Roman" w:hAnsi="Times New Roman" w:eastAsia="Malgun Gothic"/>
+          <w:b/>
+          <w:i w:val="0"/>
+          <w:sz w:val="22"/>
+        </w:rPr>
+        <w:t xml:space="preserve">Лёша: </w:t>
+      </w:r>
+      <w:r>
+        <w:rPr>
+          <w:rFonts w:ascii="Times New Roman" w:hAnsi="Times New Roman" w:eastAsia="Malgun Gothic"/>
+          <w:b w:val="0"/>
+          <w:i w:val="0"/>
+          <w:sz w:val="22"/>
+        </w:rPr>
+        <w:t>Ты про себя?</w:t>
+      </w:r>
+    </w:p>
+    <w:p>
+      <w:pPr>
+        <w:spacing w:before="0" w:after="110" w:line="300" w:lineRule="auto"/>
+      </w:pPr>
+      <w:r>
+        <w:rPr>
+          <w:rFonts w:ascii="Times New Roman" w:hAnsi="Times New Roman" w:eastAsia="Malgun Gothic"/>
+          <w:b/>
+          <w:i w:val="0"/>
+          <w:sz w:val="22"/>
+        </w:rPr>
+        <w:t xml:space="preserve">Павел: </w:t>
+      </w:r>
+      <w:r>
+        <w:rPr>
+          <w:rFonts w:ascii="Times New Roman" w:hAnsi="Times New Roman" w:eastAsia="Malgun Gothic"/>
+          <w:b w:val="0"/>
+          <w:i/>
+          <w:color w:val="555555"/>
+          <w:sz w:val="22"/>
+        </w:rPr>
+        <w:t>(собирает бумаги, не глядя)</w:t>
+      </w:r>
+      <w:r>
+        <w:rPr>
+          <w:rFonts w:ascii="Times New Roman" w:hAnsi="Times New Roman" w:eastAsia="Malgun Gothic"/>
+          <w:b w:val="0"/>
+          <w:i w:val="0"/>
+          <w:sz w:val="22"/>
+        </w:rPr>
+        <w:t xml:space="preserve"> Я про всех, Лёш. Жалобу допишу к утру. Отправим от твоего имени.</w:t>
+      </w:r>
+    </w:p>
+    <w:p>
+      <w:pPr>
+        <w:spacing w:before="0" w:after="110" w:line="300" w:lineRule="auto"/>
+      </w:pPr>
+      <w:r>
+        <w:rPr>
+          <w:rFonts w:ascii="Times New Roman" w:hAnsi="Times New Roman" w:eastAsia="Malgun Gothic"/>
+          <w:b/>
+          <w:i w:val="0"/>
+          <w:sz w:val="22"/>
+        </w:rPr>
+        <w:t xml:space="preserve">Лёша: </w:t>
+      </w:r>
+      <w:r>
+        <w:rPr>
+          <w:rFonts w:ascii="Times New Roman" w:hAnsi="Times New Roman" w:eastAsia="Malgun Gothic"/>
+          <w:b w:val="0"/>
+          <w:i w:val="0"/>
+          <w:sz w:val="22"/>
+        </w:rPr>
+        <w:t>От моего?</w:t>
+      </w:r>
+    </w:p>
+    <w:p>
+      <w:pPr>
+        <w:spacing w:before="0" w:after="110" w:line="300" w:lineRule="auto"/>
+      </w:pPr>
+      <w:r>
+        <w:rPr>
+          <w:rFonts w:ascii="Times New Roman" w:hAnsi="Times New Roman" w:eastAsia="Malgun Gothic"/>
+          <w:b/>
+          <w:i w:val="0"/>
+          <w:sz w:val="22"/>
+        </w:rPr>
+        <w:t xml:space="preserve">Павел: </w:t>
+      </w:r>
+      <w:r>
+        <w:rPr>
+          <w:rFonts w:ascii="Times New Roman" w:hAnsi="Times New Roman" w:eastAsia="Malgun Gothic"/>
+          <w:b w:val="0"/>
+          <w:i w:val="0"/>
+          <w:sz w:val="22"/>
+        </w:rPr>
+        <w:t>От твоего. Я же говорил — по-тихому.</w:t>
       </w:r>
     </w:p>
     <w:p>
@@ -1866,7 +2805,7 @@
           <w:i w:val="0"/>
           <w:sz w:val="22"/>
         </w:rPr>
-        <w:t>Это Паша помог с документами. Помните Гришина?</w:t>
+        <w:t>Вы здесь читаете? Книги же не положены.</w:t>
       </w:r>
     </w:p>
     <w:p>
@@ -1889,7 +2828,7 @@
           <w:i w:val="0"/>
           <w:sz w:val="22"/>
         </w:rPr>
-        <w:t>Пашка Гришин? Тот самый, что чуть не загремел в армию?</w:t>
+        <w:t>Наизусть, Алексей. Всё, что выучил в молодости, теперь пригодилось. Вот тебе и польза от школьной программы.</w:t>
       </w:r>
     </w:p>
     <w:p>
@@ -1912,7 +2851,99 @@
           <w:i w:val="0"/>
           <w:sz w:val="22"/>
         </w:rPr>
+        <w:t>Это Паша помог с документами. Помните Гришина?</w:t>
+      </w:r>
+    </w:p>
+    <w:p>
+      <w:pPr>
+        <w:spacing w:before="0" w:after="110" w:line="300" w:lineRule="auto"/>
+      </w:pPr>
+      <w:r>
+        <w:rPr>
+          <w:rFonts w:ascii="Times New Roman" w:hAnsi="Times New Roman" w:eastAsia="Malgun Gothic"/>
+          <w:b/>
+          <w:i w:val="0"/>
+          <w:sz w:val="22"/>
+        </w:rPr>
+        <w:t xml:space="preserve">Быков: </w:t>
+      </w:r>
+      <w:r>
+        <w:rPr>
+          <w:rFonts w:ascii="Times New Roman" w:hAnsi="Times New Roman" w:eastAsia="Malgun Gothic"/>
+          <w:b w:val="0"/>
+          <w:i w:val="0"/>
+          <w:sz w:val="22"/>
+        </w:rPr>
+        <w:t>Пашка Гришин? Тот самый, что чуть не загремел в армию?</w:t>
+      </w:r>
+    </w:p>
+    <w:p>
+      <w:pPr>
+        <w:spacing w:before="0" w:after="110" w:line="300" w:lineRule="auto"/>
+      </w:pPr>
+      <w:r>
+        <w:rPr>
+          <w:rFonts w:ascii="Times New Roman" w:hAnsi="Times New Roman" w:eastAsia="Malgun Gothic"/>
+          <w:b/>
+          <w:i w:val="0"/>
+          <w:sz w:val="22"/>
+        </w:rPr>
+        <w:t xml:space="preserve">Лёша: </w:t>
+      </w:r>
+      <w:r>
+        <w:rPr>
+          <w:rFonts w:ascii="Times New Roman" w:hAnsi="Times New Roman" w:eastAsia="Malgun Gothic"/>
+          <w:b w:val="0"/>
+          <w:i w:val="0"/>
+          <w:sz w:val="22"/>
+        </w:rPr>
         <w:t>Он самый.</w:t>
+      </w:r>
+    </w:p>
+    <w:p>
+      <w:pPr>
+        <w:spacing w:before="0" w:after="110" w:line="300" w:lineRule="auto"/>
+      </w:pPr>
+      <w:r>
+        <w:rPr>
+          <w:rFonts w:ascii="Times New Roman" w:hAnsi="Times New Roman" w:eastAsia="Malgun Gothic"/>
+          <w:b/>
+          <w:i w:val="0"/>
+          <w:sz w:val="22"/>
+        </w:rPr>
+        <w:t xml:space="preserve">Быков: </w:t>
+      </w:r>
+      <w:r>
+        <w:rPr>
+          <w:rFonts w:ascii="Times New Roman" w:hAnsi="Times New Roman" w:eastAsia="Malgun Gothic"/>
+          <w:b w:val="0"/>
+          <w:i w:val="0"/>
+          <w:sz w:val="22"/>
+        </w:rPr>
+        <w:t>Помню его: худой, лопоухий, в военкомат пришёл с томиком стихов под мышкой — думал, это поможет.</w:t>
+      </w:r>
+    </w:p>
+    <w:p>
+      <w:pPr>
+        <w:spacing w:before="0" w:after="110" w:line="300" w:lineRule="auto"/>
+      </w:pPr>
+      <w:r>
+        <w:rPr>
+          <w:rFonts w:ascii="Times New Roman" w:hAnsi="Times New Roman" w:eastAsia="Malgun Gothic"/>
+          <w:b/>
+          <w:i w:val="0"/>
+          <w:sz w:val="22"/>
+        </w:rPr>
+        <w:t xml:space="preserve">Лёша: </w:t>
+      </w:r>
+      <w:r>
+        <w:rPr>
+          <w:rFonts w:ascii="Times New Roman" w:hAnsi="Times New Roman" w:eastAsia="Malgun Gothic"/>
+          <w:b w:val="0"/>
+          <w:i w:val="0"/>
+          <w:sz w:val="22"/>
+        </w:rPr>
+        <w:t>Теперь он в костюме и с ипотекой. Но согласился — в тот же день.</w:t>
       </w:r>
     </w:p>
     <w:p>
@@ -2084,6 +3115,85 @@
           <w:sz w:val="22"/>
         </w:rPr>
         <w:t>И, Алексей… береги Пашу. Если он согласился помочь — значит, в нём ещё жив тот мальчишка, которого я когда-то вытащил. Не дай системе сломать это в нём раньше времени.</w:t>
+      </w:r>
+    </w:p>
+    <w:p>
+      <w:pPr>
+        <w:spacing w:before="0" w:after="110" w:line="300" w:lineRule="auto"/>
+      </w:pPr>
+      <w:r>
+        <w:rPr>
+          <w:rFonts w:ascii="Times New Roman" w:hAnsi="Times New Roman" w:eastAsia="Malgun Gothic"/>
+          <w:b/>
+          <w:i w:val="0"/>
+          <w:sz w:val="22"/>
+        </w:rPr>
+        <w:t xml:space="preserve">Лёша: </w:t>
+      </w:r>
+      <w:r>
+        <w:rPr>
+          <w:rFonts w:ascii="Times New Roman" w:hAnsi="Times New Roman" w:eastAsia="Malgun Gothic"/>
+          <w:b w:val="0"/>
+          <w:i w:val="0"/>
+          <w:sz w:val="22"/>
+        </w:rPr>
+        <w:t>Сберегу, Виктор Петрович.</w:t>
+      </w:r>
+    </w:p>
+    <w:p>
+      <w:pPr>
+        <w:spacing w:before="0" w:after="110" w:line="300" w:lineRule="auto"/>
+      </w:pPr>
+      <w:r>
+        <w:rPr>
+          <w:rFonts w:ascii="Times New Roman" w:hAnsi="Times New Roman" w:eastAsia="Malgun Gothic"/>
+          <w:b/>
+          <w:i w:val="0"/>
+          <w:sz w:val="22"/>
+        </w:rPr>
+        <w:t xml:space="preserve">Дежурный: </w:t>
+      </w:r>
+      <w:r>
+        <w:rPr>
+          <w:rFonts w:ascii="Times New Roman" w:hAnsi="Times New Roman" w:eastAsia="Malgun Gothic"/>
+          <w:b w:val="0"/>
+          <w:i w:val="0"/>
+          <w:sz w:val="22"/>
+        </w:rPr>
+        <w:t>Время.</w:t>
+      </w:r>
+    </w:p>
+    <w:p>
+      <w:pPr>
+        <w:spacing w:before="0" w:after="110" w:line="300" w:lineRule="auto"/>
+      </w:pPr>
+      <w:r>
+        <w:rPr>
+          <w:rFonts w:ascii="Times New Roman" w:hAnsi="Times New Roman" w:eastAsia="Malgun Gothic"/>
+          <w:b/>
+          <w:i w:val="0"/>
+          <w:sz w:val="22"/>
+        </w:rPr>
+        <w:t xml:space="preserve">Быков: </w:t>
+      </w:r>
+      <w:r>
+        <w:rPr>
+          <w:rFonts w:ascii="Times New Roman" w:hAnsi="Times New Roman" w:eastAsia="Malgun Gothic"/>
+          <w:b w:val="0"/>
+          <w:i/>
+          <w:color w:val="555555"/>
+          <w:sz w:val="22"/>
+        </w:rPr>
+        <w:t>(поднимаясь)</w:t>
+      </w:r>
+      <w:r>
+        <w:rPr>
+          <w:rFonts w:ascii="Times New Roman" w:hAnsi="Times New Roman" w:eastAsia="Malgun Gothic"/>
+          <w:b w:val="0"/>
+          <w:i w:val="0"/>
+          <w:sz w:val="22"/>
+        </w:rPr>
+        <w:t xml:space="preserve"> Иди, Алексей. Работы у тебя сейчас больше, чем у меня.</w:t>
       </w:r>
     </w:p>
     <w:p>
@@ -2113,7 +3223,7 @@
           <w:i w:val="0"/>
           <w:sz w:val="22"/>
         </w:rPr>
-        <w:t>Солженицын, «Архипелаг ГУЛАГ» (1973): «Линия, разделяющая добро и зло, пересекает сердце каждого человека»</w:t>
+        <w:t>Солженицын, «Архипелаг ГУЛАГ» (1973), часть IV, глава «Восхождение»: «линия, разделяющая добро и зло, проходит не между государствами, не между классами, не между партиями,</w:t>
       </w:r>
       <w:r>
         <w:rPr>
@@ -2122,7 +3232,7 @@
           <w:i w:val="0"/>
           <w:sz w:val="22"/>
         </w:rPr>
-        <w:t xml:space="preserve"> — 장면 4에서 크냐제바 의무관이 결국 “직접 챙기겠다”고 물러선 뒤, 파벨이 “그녀는 악당이 아니라 겁먹은 것”이라고 하자 료샤가 인용한다. 시스템 안의 개인에게도 선택의 여지가 있다는 료샤의 시각, 그리고 “솔제니친은 증거로 못 낸다”는 파벨의 현실주의가 대비되며 두 친구의 온도 차(균열의 씨앗)를 보여 준다.</w:t>
+        <w:t xml:space="preserve"> — она проходит через каждое человеческое сердце» — 수용소에서 얻은 깨달음을 적은 대목. 장면 4에서 크냐제바 의무관이 결국 “직접 챙기겠다”고 물러선 뒤, 파벨이 “그녀는 악당이 아니라 겁먹은 것”이라고 하자 료샤가 인용한다. 시스템 안의 개인에게도 선택의 여지가 있다는 료샤의 시각, 그리고 “솔제니친은 증거로 못 낸다”는 파벨의 현실주의가 대비되며 두 친구의 온도 차(균열의 씨앗)를 보여 준다.</w:t>
       </w:r>
     </w:p>
     <w:p>

--- a/러시아 인권변호사/1부/1부_10화_고문의_증거.docx
+++ b/러시아 인권변호사/1부/1부_10화_고문의_증거.docx
@@ -1349,7 +1349,7 @@
           <w:i w:val="0"/>
           <w:sz w:val="22"/>
         </w:rPr>
-        <w:t>Паша, это же Виктор Петрович. Он тебе тоже когда-то помогал — забыл, как он вытащил тебя из истории с призывом в девяносто восьмом?</w:t>
+        <w:t>Паша, это же Виктор Петрович. Он тебе тоже когда-то помогал — забыл, как он вытащил тебя из истории с призывом в две тысячи шестом?</w:t>
       </w:r>
     </w:p>
     <w:p>
@@ -3232,7 +3232,7 @@
           <w:i w:val="0"/>
           <w:sz w:val="22"/>
         </w:rPr>
-        <w:t xml:space="preserve"> — она проходит через каждое человеческое сердце» — 수용소에서 얻은 깨달음을 적은 대목. 장면 4에서 크냐제바 의무관이 결국 “직접 챙기겠다”고 물러선 뒤, 파벨이 “그녀는 악당이 아니라 겁먹은 것”이라고 하자 료샤가 인용한다. 시스템 안의 개인에게도 선택의 여지가 있다는 료샤의 시각, 그리고 “솔제니친은 증거로 못 낸다”는 파벨의 현실주의가 대비되며 두 친구의 온도 차(균열의 씨앗)를 보여 준다.</w:t>
+        <w:t xml:space="preserve"> — она проходит через каждое человеческое сердце» — 한국어 해설: 수용소에서 얻은 깨달음을 적은 대목. 장면 4에서 크냐제바 의무관이 결국 “직접 챙기겠다”고 물러선 뒤, 파벨이 “그녀는 악당이 아니라 겁먹은 것”이라고 하자 료샤가 인용한다. 시스템 안의 개인에게도 선택의 여지가 있다는 료샤의 시각, 그리고 “솔제니친은 증거로 못 낸다”는 파벨의 현실주의가 대비되며 두 친구의 온도 차(균열의 씨앗)를 보여 준다.</w:t>
       </w:r>
     </w:p>
     <w:p>
@@ -3255,7 +3255,7 @@
           <w:i w:val="0"/>
           <w:sz w:val="22"/>
         </w:rPr>
-        <w:t xml:space="preserve"> — 데카브리스트 유형자들에게 보낸 시. 장면 6에서 구금된 비코프가 “여기 광산은 없지만 시베리아만은 진짜”라며 자신을 버티게 하는 구절로 인용한다. 같은 장면에서 “심장이 가끔 문을 두드리듯 뛴다”는 말이 11화의 심근경색을 예고한다.</w:t>
+        <w:t xml:space="preserve"> — 한국어 해설: 데카브리스트 유형자들에게 보낸 시. 장면 6에서 구금된 비코프가 “여기 광산은 없지만 시베리아만은 진짜”라며 자신을 버티게 하는 구절로 인용한다. 같은 장면에서 “심장이 가끔 문을 두드리듯 뛴다”는 말이 11화의 심근경색을 예고한다.</w:t>
       </w:r>
     </w:p>
     <w:p>
